--- a/assets/evaluations/anglais/Anglais_S2_support_eleve.docx
+++ b/assets/evaluations/anglais/Anglais_S2_support_eleve.docx
@@ -22,7 +22,7 @@
         <w:rPr>
           <w:sz w:val="20"/>
         </w:rPr>
-        <w:t>3 petites situations orales · compréhension, interaction et culture</w:t>
+        <w:t>3 petites situations · comprendre, parler/interagir et comprendre une histoire courte</w:t>
       </w:r>
     </w:p>
     <w:tbl>
@@ -184,7 +184,7 @@
           <w:b/>
           <w:sz w:val="26"/>
         </w:rPr>
-        <w:t>Situation 3 — 🌍 Je réinvestis et je découvre</w:t>
+        <w:t>Situation 3 — 📖🌍 Je comprends une petite histoire</w:t>
       </w:r>
     </w:p>
     <w:p>
@@ -192,7 +192,7 @@
         <w:spacing w:after="80"/>
       </w:pPr>
       <w:r>
-        <w:t>À partir d’une carte ou d’une image :</w:t>
+        <w:t>Écoute une histoire très courte, avec des images si besoin.</w:t>
       </w:r>
     </w:p>
     <w:p>
@@ -201,7 +201,7 @@
         <w:ind w:left="283"/>
       </w:pPr>
       <w:r>
-        <w:t>• Copie une très courte formule anglaise déjà connue.</w:t>
+        <w:t>• Identifie le ou les personnages.</w:t>
       </w:r>
     </w:p>
     <w:p>
@@ -210,7 +210,7 @@
         <w:ind w:left="283"/>
       </w:pPr>
       <w:r>
-        <w:t>• Reconnais un symbole, un sport ou un repère culturel britannique.</w:t>
+        <w:t>• Remets quelques images dans l’ordre ou choisis le bon résumé.</w:t>
       </w:r>
     </w:p>
     <w:p>
@@ -219,7 +219,7 @@
         <w:ind w:left="283"/>
       </w:pPr>
       <w:r>
-        <w:t>• Dis une phrase simple à propos de ce repère.</w:t>
+        <w:t>• Repère, si l’histoire en contient un, un élément culturel déjà rencontré en classe.</w:t>
       </w:r>
     </w:p>
     <w:p/>
